--- a/flow/20230914_vu_template/drafts/2024-04-g/27-СБ-Симеона.docx
+++ b/flow/20230914_vu_template/drafts/2024-04-g/27-СБ-Симеона.docx
@@ -6107,6 +6107,69 @@
     </w:p>
     <w:p>
       <w:pPr>
+        <w:pStyle w:val="a"/>
+      </w:pPr>
+      <w:r>
+        <w:rPr>
+          <w:rFonts w:ascii="Times New Roman" w:hAnsi="Times New Roman"/>
+          <w:i/>
+          <w:color w:val="FF0000"/>
+          <w:sz w:val="24"/>
+        </w:rPr>
+        <w:t>Тропар (г. 1):</w:t>
+      </w:r>
+      <w:r>
+        <w:rPr>
+          <w:rFonts w:ascii="Times New Roman" w:hAnsi="Times New Roman"/>
+          <w:sz w:val="24"/>
+        </w:rPr>
+        <w:t xml:space="preserve"> Як Христового родича, Симеоне священноначальнику,* і мученика твердого,* який оману погубив і віру зберіг,* священно восхваляємо тебе,* тому днесь священну пам’ять твою святкуючи,* приймаємо за молитвами твоїми прощення гріхів. </w:t>
+      </w:r>
+    </w:p>
+    <w:p>
+      <w:pPr>
+        <w:pStyle w:val="a"/>
+      </w:pPr>
+      <w:r>
+        <w:rPr>
+          <w:rFonts w:ascii="Times New Roman" w:hAnsi="Times New Roman"/>
+          <w:b/>
+          <w:sz w:val="24"/>
+        </w:rPr>
+        <w:t xml:space="preserve">Слава, і нині: </w:t>
+      </w:r>
+      <w:r>
+        <w:rPr>
+          <w:rFonts w:ascii="Times New Roman" w:hAnsi="Times New Roman"/>
+          <w:i/>
+          <w:color w:val="FF0000"/>
+          <w:sz w:val="24"/>
+        </w:rPr>
+        <w:t>Богородичний (г. 1):</w:t>
+      </w:r>
+      <w:r>
+        <w:rPr>
+          <w:rFonts w:ascii="Times New Roman" w:hAnsi="Times New Roman"/>
+          <w:color w:val="FF0000"/>
+          <w:sz w:val="24"/>
+        </w:rPr>
+        <w:t xml:space="preserve"> </w:t>
+      </w:r>
+      <w:r>
+        <w:rPr>
+          <w:rFonts w:ascii="Times New Roman" w:hAnsi="Times New Roman"/>
+          <w:sz w:val="24"/>
+        </w:rPr>
+        <w:t>Коли Гавриїл звістив тобі, Діво: Радуйся!* – то з цим голосом прийняв тіло Владика в тобі, святім кивоті,* як мовив праведний Давид,* і ти з'явилася просторішою небес, носивши Творця свого.* Слава тому, що поселився в тобі!* Слава тому, що вийшов з тебе!* Слава тому, що визволив нас народженням твоїм!</w:t>
+      </w:r>
+    </w:p>
+    <w:p>
+      <w:pPr>
+        <w:pStyle w:val="a"/>
+      </w:pPr>
+    </w:p>
+    <w:p>
+      <w:pPr>
         <w:pStyle w:val="Heading3"/>
         <w:spacing w:after="120" w:before="0" w:lineRule="auto"/>
         <w:jc w:val="center"/>
@@ -20094,6 +20157,69 @@
           <w:rtl w:val="0"/>
         </w:rPr>
       </w:r>
+    </w:p>
+    <w:p>
+      <w:pPr>
+        <w:pStyle w:val="a"/>
+      </w:pPr>
+      <w:r>
+        <w:rPr>
+          <w:rFonts w:ascii="Times New Roman" w:hAnsi="Times New Roman"/>
+          <w:i/>
+          <w:color w:val="FF0000"/>
+          <w:sz w:val="24"/>
+        </w:rPr>
+        <w:t>Тропар (г. 1):</w:t>
+      </w:r>
+      <w:r>
+        <w:rPr>
+          <w:rFonts w:ascii="Times New Roman" w:hAnsi="Times New Roman"/>
+          <w:sz w:val="24"/>
+        </w:rPr>
+        <w:t xml:space="preserve"> Як Христового родича, Симеоне священноначальнику,* і мученика твердого,* який оману погубив і віру зберіг,* священно восхваляємо тебе,* тому днесь священну пам’ять твою святкуючи,* приймаємо за молитвами твоїми прощення гріхів. </w:t>
+      </w:r>
+    </w:p>
+    <w:p>
+      <w:pPr>
+        <w:pStyle w:val="a"/>
+      </w:pPr>
+      <w:r>
+        <w:rPr>
+          <w:rFonts w:ascii="Times New Roman" w:hAnsi="Times New Roman"/>
+          <w:b/>
+          <w:sz w:val="24"/>
+        </w:rPr>
+        <w:t xml:space="preserve">Слава, і нині: </w:t>
+      </w:r>
+      <w:r>
+        <w:rPr>
+          <w:rFonts w:ascii="Times New Roman" w:hAnsi="Times New Roman"/>
+          <w:i/>
+          <w:color w:val="FF0000"/>
+          <w:sz w:val="24"/>
+        </w:rPr>
+        <w:t>Богородичний (г. 1):</w:t>
+      </w:r>
+      <w:r>
+        <w:rPr>
+          <w:rFonts w:ascii="Times New Roman" w:hAnsi="Times New Roman"/>
+          <w:color w:val="FF0000"/>
+          <w:sz w:val="24"/>
+        </w:rPr>
+        <w:t xml:space="preserve"> </w:t>
+      </w:r>
+      <w:r>
+        <w:rPr>
+          <w:rFonts w:ascii="Times New Roman" w:hAnsi="Times New Roman"/>
+          <w:sz w:val="24"/>
+        </w:rPr>
+        <w:t>Безматернього на небі, Богородице,* понад усяке розуміння і чутку, породила ти на землі без отця.* Моли його за душі наші.</w:t>
+      </w:r>
+    </w:p>
+    <w:p>
+      <w:pPr>
+        <w:pStyle w:val="a"/>
+      </w:pPr>
     </w:p>
     <w:p>
       <w:pPr>
